--- a/518穆才群人民日报抖音号短视频新闻叙事研究_降重版.docx
+++ b/518穆才群人民日报抖音号短视频新闻叙事研究_降重版.docx
@@ -14336,7 +14336,7 @@
           <w:rFonts w:asciiTheme="minorEastAsia" w:hAnsiTheme="minorEastAsia" w:cstheme="minorEastAsia" w:hint="eastAsia"/>
           <w:szCs w:val="24"/>
         </w:rPr>
-        <w:t>结合第三章叙事者类型统计数据（隐蔽叙事者占比62.7%、公开权威叙事者占比20.2%、平民参与叙事者占比17.1%），“人民日报”抖音号采用“权威+隐蔽+平民”的多元叙事主体组合，实现立场坚守与受众贴近的双重平衡，具体策略如下表所示：</w:t>
+        <w:t>回顾第三章的编码数据，隐蔽叙事者出现在六成以上的视频中，权威叙事者约占两成，平民叙事者接近两成。三种身份各司其职又相互补充，让账号在"该严肃时严肃、该亲近时亲近"之间找到了实际可行的平衡方式，下表对此作了更细致的拆解：</w:t>
       </w:r>
     </w:p>
     <w:p>
@@ -15393,7 +15393,7 @@
           <w:rFonts w:ascii="宋体" w:eastAsia="宋体" w:hAnsi="宋体" w:cs="宋体" w:hint="eastAsia"/>
           <w:szCs w:val="24"/>
         </w:rPr>
-        <w:t>在时政新闻、政策发布、外交表态、反腐信息及突发事件通报等核心内容领域，"人民</w:t>
+        <w:t>涉及时政新闻发布、政策出台、外交动态、反腐通报以及突发事件等核心领域时，"人民</w:t>
       </w:r>
       <w:r>
         <w:rPr>
@@ -15593,7 +15593,7 @@
           <w:rFonts w:ascii="宋体" w:eastAsia="宋体" w:hAnsi="宋体" w:cs="宋体" w:hint="eastAsia"/>
           <w:szCs w:val="24"/>
         </w:rPr>
-        <w:t>平民化的叙事主体与生活化的内容表达相互配合，推动"人民日报"抖音号逐步从单一</w:t>
+        <w:t>普通人担任讲述者、加上贴近日常的内容选题，两者相互配合，推动"人民日报"抖音号逐步从单一</w:t>
       </w:r>
       <w:r>
         <w:rPr>
@@ -15658,7 +15658,7 @@
           <w:rFonts w:asciiTheme="minorEastAsia" w:hAnsiTheme="minorEastAsia" w:cstheme="minorEastAsia" w:hint="eastAsia"/>
           <w:szCs w:val="24"/>
         </w:rPr>
-        <w:t>结合第三章叙事视角统计数据（复合视角占比65.7%、全知视角占比21.0%、内知视角占比6.9%、外知视角占比6.4%），“人民日报”抖音号根据内容类型灵活切换叙事视角，兼顾信息完整性、客观性与情感共情力，具体策略如下表所示：</w:t>
+        <w:t>前文编码统计表明，复合视角在全部样本中出现频率最高（接近三分之二），其次是全知视角（约两成），内知和外知视角各占不到一成。该账号的做法是根据每条内容的具体属性来选择最合适的视角组合，在"把事情说全""把事情说真""把情感说透"这几个诉求之间灵活调配，详见下表：</w:t>
       </w:r>
     </w:p>
     <w:p>
@@ -17106,7 +17106,7 @@
           <w:rFonts w:ascii="宋体" w:eastAsia="宋体" w:hAnsi="宋体" w:cs="宋体" w:hint="eastAsia"/>
           <w:szCs w:val="24"/>
         </w:rPr>
-        <w:t>在突发事件和灾害救援报道中，账号往往采用纪实化镜头记录现场情况、救援过程以及人物状态，通过连续性的真实画面增强内容的可信度与现场感。例如，对救援行动、群众转移或灾后恢复等场景的呈现，多依赖原始素材本身的力量，而非刻意渲染情绪。这样的叙事方式既符合新闻传播中强调真实性与客观性的要求，也能够减少因过度主观表达而引发的舆论偏差。</w:t>
+        <w:t>在涉及突发状况和灾害救援的视频里，常见的做法是用纪实镜头跟踪记录——现场什么样就拍什么样，救援进展到哪一步就呈现哪一步。比如人员转移的过程、救援队伍展开作业的画面、灾后群众重建生活的场景，这些内容的感染力更多来自素材本身而非后期的情绪包装。这种克制的处理方式一方面满足了新闻报道对真实客观的基本要求，另一方面也降低了因表达失当而引发公众质疑的风险。</w:t>
       </w:r>
     </w:p>
     <w:p>
@@ -17123,7 +17123,7 @@
           <w:rFonts w:ascii="宋体" w:eastAsia="宋体" w:hAnsi="宋体" w:cs="宋体" w:hint="eastAsia"/>
           <w:szCs w:val="24"/>
         </w:rPr>
-        <w:t>同时，外知视角虽然强调“旁观”，但并不意味着缺乏情感温度。相反，真实的现场细节、人物行为以及环境氛围，往往能够在客观叙述中自然传递人文关怀。相比强情绪化表达，这种较为克制的叙事更容易增强观众的信任感，也使新闻内容在保持真实性的同时具备一定的情感感染力</w:t>
+        <w:t>值得一提的是，"旁观"并不等于冷漠。当镜头如实记录下救援者疲惫的面孔、群众互助的瞬间时，那种自然流露的人情味比精心编排的煽情更打动人。观众的信任更容易在这种不刻意的呈现中建立起来，新闻看起来是真实的，感受也就跟着变得真切</w:t>
       </w:r>
       <w:r>
         <w:rPr>
@@ -17217,7 +17217,7 @@
           <w:rFonts w:ascii="宋体" w:eastAsia="宋体" w:hAnsi="宋体" w:cs="宋体" w:hint="eastAsia"/>
           <w:szCs w:val="24"/>
         </w:rPr>
-        <w:t>此外，内知视角并非单纯强调情绪渲染，而是在具体故事与真实经历中体现人物精神。通过细节化、生活化的叙述，原本抽象的价值理念被转化为可感知、可理解的人物形象，使榜样力量呈现得更加真实、生动。相比直接说教，这种依托人物情感展开的叙事，更容易让主流价值在潜移默化中被受众接受，从而提升内容的传播效果与情感影响力。</w:t>
+        <w:t>需要明确的一点是，使用内知视角并不意味着往死里煽情。这些视频之所以有效，是因为情感表达建立在真人真事的基础上——通过一个个生活化的具体细节，让本来抽象的"奉献精神""责任担当"这类概念变成观众看得见、感受得到的人物形象。跟正面硬灌道理相比，这种借助人物真实感受来传递价值的方式，接受度明显更高，效果也更加持久。</w:t>
       </w:r>
     </w:p>
     <w:p>
@@ -17327,7 +17327,7 @@
           <w:rFonts w:asciiTheme="minorEastAsia" w:hAnsiTheme="minorEastAsia" w:cstheme="minorEastAsia" w:hint="eastAsia"/>
           <w:szCs w:val="24"/>
         </w:rPr>
-        <w:t>结合第三章内容类型统计数据（时政要闻21.0%、民生关切6.4%、突发事件3.9%、正能量故事6.9%、其他类型61.8%），“人民日报”抖音号构建“四大核心主题+其他补充内容”的叙事内容体系，不同主题搭配差异化叙事策略，具体如下表所示：</w:t>
+        <w:t>从第三章的内容分类数据出发——时政约占两成、民生占6%出头、突发不到4%、正能量约7%、其余六成为文化自然等综合内容——可以看出账号在题材布局上形成了"四根主柱子加一片补充地带"的结构。每个板块各有侧重不同的叙事打法，下表做了逐项梳理：</w:t>
       </w:r>
     </w:p>
     <w:p>
@@ -17865,7 +17865,7 @@
                 <w:rFonts w:asciiTheme="minorEastAsia" w:hAnsiTheme="minorEastAsia" w:cstheme="minorEastAsia" w:hint="eastAsia"/>
                 <w:szCs w:val="24"/>
               </w:rPr>
-              <w:t>“其他类型”（占比61.8%）主要包括文化传承、自然科普、娱乐资讯等，采用“纪实+通俗”叙事模式，适配复合视角与隐蔽叙事者，用于丰富账号内容生态，提升受众粘性，补充四大核心主题的传播空白</w:t>
+              <w:t>剩余的六成左右内容被归入"其他类型"，涵盖文化传承、自然科普、轻量资讯等方向，多采用纪实性拍摄加通俗化讲解的方式呈现，视角和叙事者选择上以复合视角和隐蔽叙事者为主。这部分内容的功能是给账号生态增加厚度和宽度，把四大核心板块覆盖不到的内容需求补上来</w:t>
             </w:r>
           </w:p>
         </w:tc>
@@ -18568,7 +18568,7 @@
           <w:rFonts w:asciiTheme="minorEastAsia" w:hAnsiTheme="minorEastAsia" w:cstheme="minorEastAsia" w:hint="eastAsia"/>
           <w:szCs w:val="24"/>
         </w:rPr>
-        <w:t>注：四大核心主题形成价值传播矩阵，时政主题坚守权威定位，民生与正能量主题增强情感温度，突发事件主题强化舆论引导，“其他类型”内容补充生态，实现“大事不缺位、小事有温度、内容多元化”的叙事目标。</w:t>
+        <w:t>说明：上述四个核心板块各有侧重——时政板块守住权威底线，民生和正能量板块负责拉近情感距离，突发板块担负舆论引导职能，其余综合内容用来丰富整体生态。几个板块相互配合，共同支撑起"大事有人管、小事有人问、内容不单调"的运营目标。</w:t>
       </w:r>
     </w:p>
     <w:p>
@@ -18849,7 +18849,7 @@
           <w:color w:val="0000FF"/>
           <w:szCs w:val="24"/>
         </w:rPr>
-        <w:t>从视频制作层面来看，镜头的调度和特效手段在该账号的叙事中扮演着辅助性但不可缺少的角色，主要用途在于让信息传达更高效、让气氛营造更到位、让整体观感更精良，归根到底是让技术为内容本身服务。镜头语言方面，账号主要采用特写、跟拍、俯拍三种核心镜头，结合数据统计（数据来源：2025年“人民日报”抖音号900条样本视频编码统计），特写镜头使用率达68.2%，多用于人物表情、关键细节呈现，增强内容感染力；跟拍镜头使用率27.6%，适配现场新闻、突发事件，营造沉浸式体验；俯拍镜头使用率4.2%，多用于宏观场景、群体事件，展现事件全貌。</w:t>
+        <w:t>从视频制作层面来看，镜头的调度和特效手段在该账号的叙事中扮演着辅助性但不可缺少的角色，主要用途在于让信息传达更高效、让气氛营造更到位、让整体观感更精良，归根到底是让技术为内容本身服务。就镜头的实际选用来看，特写、跟拍和俯拍三种方式构成了主力。根据900条样本的统计，特写镜头的出场频次最高（接近七成），通常用来捕捉人物表情和关键细节，直接提升画面的情感浓度；跟拍镜头占比约28%，在现场报道和突发事件中使用较多，能让观众产生身临其境的观看体验；俯拍镜头虽然占比不高（4%左右），但在需要展示场面规模或事件全貌的时候不可替代。</w:t>
       </w:r>
     </w:p>
     <w:p>
@@ -19934,7 +19934,7 @@
           <w:color w:val="0000FF"/>
           <w:szCs w:val="24"/>
         </w:rPr>
-        <w:t>在打破"我说你听"的单向传播模式方面，该账号的关键手段是运用交互技术来构建受众参与感，借助抖音平台自带的互动功能，配合自身的运营思路，逐步形成了话题带动讨论加素材征集引入民间视角的互动叙事玩法，切实提高了用户的参与积极性和内容的扩散效率。根据2025年账号传播数据统计（数据来源：抖音平台后台数据及第三方数据监测工具“新抖”），账号互动率（评论+转发+点赞/播放量）达18.7%，具体交互形式及效果如下表所示。</w:t>
+        <w:t>在打破"我说你听"的单向传播模式方面，该账号的关键手段是运用交互技术来构建受众参与感，借助抖音平台自带的互动功能，配合自身的运营思路，逐步形成了话题带动讨论加素材征集引入民间视角的互动叙事玩法，切实提高了用户的参与积极性和内容的扩散效率。参照2025年度的传播数据（数据来源包括抖音后台和第三方监测工具"新抖"），该账号的综合互动率（将评论数、转发数和点赞数除以播放量来计算）达到18.7%，各类交互手段的使用频率和效果分布如下表所示。</w:t>
       </w:r>
     </w:p>
     <w:p>
@@ -21019,7 +21019,7 @@
           <w:color w:val="0000FF"/>
           <w:szCs w:val="24"/>
         </w:rPr>
-        <w:t>账号以话题标签联动为核心交互方式，辅以少量全民共创征集，未使用评论区引导提问。通过发起 #身边的正能量# 等话题标签、征集网友实拍视频等方式，让受众从 “被动观看者” 转变为 “主动参与者”，既丰富了叙事视角，又增强了受众的情感认同与价值共鸣。这种交互叙事模式，既契合抖音平台的社交属性，又实现了主流价值的全民传播，进一步提升了短视频新闻的叙事影响力与传播效能。</w:t>
+        <w:t>从实际操作看，话题标签联动是该账号使用最多的互动手段，全民征集类活动也有少量开展，评论区引导提问则基本没有涉及。以发起类似"身边的正能量"这样的话题标签为例，当普通网友受到启发后主动拍摄和分享自己身边的故事时，他们就从单纯的内容消费者变成了内容共建者——叙事的视角因此得到拓展，观众的参与感和认同感也随之增强。这套互动逻辑跟抖音平台天然的社交基因是匹配的，在传播主流价值的同时也带动了内容的自发扩散。</w:t>
       </w:r>
     </w:p>
     <w:p>
@@ -22200,7 +22200,7 @@
           <w:rFonts w:asciiTheme="minorEastAsia" w:hAnsiTheme="minorEastAsia" w:cs="宋体"/>
           <w:szCs w:val="24"/>
         </w:rPr>
-        <w:t>在叙事形式与结构方面，当前主流媒体短视频仍较多沿用相对固定的生产模式，常见结构以“前几秒快速吸引注意力”加“线性顺序叙事”为主。这种模式虽然有助于提升信息传达效率，但长期重复使用后，也使不同账号之间的内容呈现出较明显的相似性。在视听表达层面，高亮字幕、统一配乐、特写镜头等元素被频繁使用，短视频生产逐渐呈现流程化、模板化特征，内容个性化表达空间相对有限。</w:t>
+        <w:t>在形式和结构层面，问题同样存在。目前绝大多数主流媒体短视频采用的套路基本一致：前三秒靠一个劲爆画面或一句悬念把人留住，之后按时间线顺着讲完。这个路数确实效率高，但全行业都这么干的结果就是——把任意两家的视频摆在一起，观众很难分辨出差别。视听包装上也是类似的境况：荧光标黄字幕、煽情背景音乐、大量特写镜头几乎成了标配，短视频的制作越来越像流水线作业，留给个性化表达的余地越来越小。</w:t>
       </w:r>
     </w:p>
     <w:p>
@@ -22217,7 +22217,7 @@
           <w:rFonts w:asciiTheme="minorEastAsia" w:hAnsiTheme="minorEastAsia" w:cs="宋体"/>
           <w:szCs w:val="24"/>
         </w:rPr>
-        <w:t>除此之外，叙事视角与叙事者设置缺少灵活变化的问题也较为明显。不少作品在叙事推进上仍以单一视角展开，缺乏多层次、多角度的结构设计，导致内容表达方式趋于重复。受众在持续接触类似叙事后，容易产生审美疲劳，从而削弱内容的吸引力与传播效果。从行业整体情况来看，这种较为固定的叙事模式在一定程度上强化了同质化生产倾向，也限制了新闻短视频在表达形式上的进一步创新。</w:t>
+        <w:t>还有一个不容忽视的问题是叙事视角的单调。很多账号从头到尾就一种讲法，不会在视角之间做切换，也不尝试给同一个事件安排多层次的观察位置。看一条两条还行，连续刷十条八条以后观众就会觉得"怎么都长一样"，新鲜感消失后点赞和完播数据自然也跟着往下掉。从全行业的角度看，这种创作惯性一旦形成就很难打破，它不仅加重了彼此之间的同质化程度，也让短视频新闻在形式创新上越走越窄。</w:t>
       </w:r>
     </w:p>
     <w:p>
@@ -22234,7 +22234,7 @@
           <w:rFonts w:asciiTheme="minorEastAsia" w:hAnsiTheme="minorEastAsia" w:cs="宋体"/>
           <w:szCs w:val="24"/>
         </w:rPr>
-        <w:t>结合表5-1中的相关数据可以发现，即使是以人民日报抖音号为代表的主流媒体账号，</w:t>
+        <w:t>翻看表5-1的统计数据不难发现，就连人民日报抖音号这样的头部账号，</w:t>
       </w:r>
       <w:r>
         <w:rPr>
@@ -22242,7 +22242,7 @@
           <w:szCs w:val="24"/>
         </w:rPr>
         <w:lastRenderedPageBreak/>
-        <w:t>在内容结构与题材配置方面仍存在优化空间。虽然其在时政类与正能量内容上的布局相对均衡，但文化、科技等需要深度表达的内容占比仍然偏低，相关题材的持续输出能力有待加强。</w:t>
+        <w:t>在题材配比和内容结构上也还有改进余地——时政和正能量板块做得相对到位，但文化、科技这些需要更多精力投入的深度内容，份额仍然偏低，稳定持续地产出此类作品的能力有待进一步培育。</w:t>
       </w:r>
     </w:p>
     <w:p>
@@ -22345,7 +22345,7 @@
           <w:color w:val="0000FF"/>
           <w:szCs w:val="24"/>
         </w:rPr>
-        <w:t>在这一背景下，以人民日报抖音号为代表的主流媒体账号，整体上已经形成了相对理性、克制的情感表达风格。尤其在民生故事、榜样人物以及暖心事件等内容中，其叙事语态较为温和，能够兼顾新闻真实性与情感传播需求。不过，从情感共鸣的深度来看，相关内容仍有进一步提升空间。例如，部分正能量题材更侧重人物经历中的困难与感动瞬间，而对于人物精神成长、价值追求以及更深层意义的呈现仍相对不足；一些时政类内容则依然偏重政策解读和权威表达，缺少更多来自普通个体的生活化叙事与情感切口。</w:t>
+        <w:t>具体看人民日报抖音号的表现，整体上已经走出了一条相对理性、不过度渲染的情感路线。民生故事和暖心人物类内容在情绪把控上做得比较到位——既有温度又不过火。但如果从"能不能让人看完之后有更深的思考"这个标准来衡量，提升空间还是存在的。比如一些正能量视频更多地在展示人物"经历了什么苦、做了什么好事"，但对于这个人为什么这样做、背后的精神追求是什么，挖掘得还不够深；再比如一些时政内容还是在"把政策念一遍"的层面打转，缺少一个能让普通观众产生切身感受的情感入口。</w:t>
       </w:r>
     </w:p>
     <w:p>
@@ -22364,7 +22364,7 @@
           <w:color w:val="0000FF"/>
           <w:szCs w:val="24"/>
         </w:rPr>
-        <w:t>从叙事学角度分析，目前情感叙事在视角运用上仍显得不够灵活。外知视角与复合视角的结合程度有限，事实表达与情感表达之间尚未形成更加自然、动态的平衡。一些内容虽然能够快速调动情绪，但停留在浅层情感渲染的情况仍然存在，深层价值共鸣与思想认同的建构相对不足。这也意味着，如何在保证新闻真实性的基础上，实现事实传播、情感共鸣与价值引导之间的协调统一，仍是当前主流媒体短视频叙事需要持续探索的重要方向。</w:t>
+        <w:t>从叙事技法来看，情感的植入方式目前还比较生硬。多数视频习惯于用一种视角从头讲到尾，在"客观说事"和"打动人心"之间缺少一个自然的过渡和切换。于是就出现了一种尴尬的状况：有些视频确实能在三五秒内把情绪调起来，但调起来之后就没了后续的深度支撑，观众被触动一下很快就过去了，没有留下更深层次的价值认同。怎么在不牺牲事实准确性的前提下，让情感表达更加流畅自然、让价值引导更加润物无声，是当前主流媒体短视频叙事绕不开的一道课题。</w:t>
       </w:r>
     </w:p>
     <w:p>
@@ -22551,7 +22551,7 @@
           <w:color w:val="0000FF"/>
           <w:szCs w:val="24"/>
         </w:rPr>
-        <w:t>以人民日报抖音号为例，其实践在一定程度上为行业提供了参考。第四章研究表明，人民日报依托国家级媒体的权威信源、政策解读能力以及全国性传播视角，逐渐形成了“宏观议题生活化表达”的叙事特点。许多原本较为抽象的政策内容，会通过普通人的故事、具体生活场景或民生案例进行呈现，使复杂议题更容易被公众理解。同时，在人物报道与民生内容中，其也较多采用平民化叙事与复合视角表达，在保持权威性的同时增强内容温度，逐步形成“权威传播”与“情感表达”并行的内容模式。这说明，媒体的差异化竞争重点，不只是追求流量，而是持续发掘自身独有的叙事资源与传播优势。</w:t>
+        <w:t>拿人民日报抖音号的做法来做个参照。第四章的分析表明，这个账号之所以能在众多官媒中显得有辨识度，主要是因为它找到了自己的叙事优势所在：借助国家级信源的权威性和对政策的解读能力，把宏大抽象的议题"翻译"成普通人能理解的语言和场景。很多政策类内容不是照本宣科，而是通过一个具体的人、一件具体的事来让观众感知到政策跟自己的关系。人物报道和民生内容中也经常可以看到平民视角和复合视角的运用，使得权威感和亲近感这两个看似矛盾的东西在同一条视频里共存。这个案例说明一件事：差异化竞争的关键不在于比谁追热点更快，而在于谁能持续挖掘和发挥自身独有的资源和能力。</w:t>
       </w:r>
     </w:p>
     <w:p>
@@ -22689,7 +22689,7 @@
           <w:color w:val="0000FF"/>
           <w:szCs w:val="24"/>
         </w:rPr>
-        <w:t>以叙事视角理论与情感传播理论为支撑，短视频新闻行业应建立科学规范、分层分类的情感叙事准则。人民日报抖音号在这一领域的实践值得借鉴：面对时政新闻与重大舆情，其始终坚守客观中立的外知叙事视角，保持叙事语言理性克制；面对民生故事与榜样人物，则灵活切换内知视角与复合视角，聚焦人物精神品质与时代价值，实现了"有温度而不煽情"的叙事效果。</w:t>
+        <w:t>解决这个问题需要回到叙事理论本身：不同类型的内容对情感的需求量和需求方式是不同的，不能用同一个标准去套。人民日报抖音号在这方面的做法可以提供一些启示——时政和舆情类内容，它坚持站在旁观者的位置，用冷静的语言说事实；一旦换到民生暖心和典型人物类题材，就会切入人物内心或者在多个视角之间跳转，去呈现精神层面的东西。最终达到的效果是：内容有情感但不过分，有立场但不强加，观众看完觉得被打动而不是被操纵。</w:t>
       </w:r>
     </w:p>
     <w:p>
@@ -22789,7 +22789,7 @@
           <w:color w:val="0000FF"/>
           <w:szCs w:val="24"/>
         </w:rPr>
-        <w:t>人民日报抖音号在视听叙事规范化方面的经验表明，技术应用应与内容调性严格匹配——时政内容简约庄重、民生内容温暖质朴、突发内容紧凑纪实，这一分类定制思路值得行业推广。基于此，行业优化应从以下维度推进：其一，规范视听叙事符号体系，根据内容类型定制专属包装风格，杜绝为追求视觉冲击而牺牲叙事质感的做法。其二，升级数据化叙事能力，针对经济发展、民生成效、政策落地等量化内容，广泛运用动态图表、数据短片、信息图解等可视化手段，以直观化叙事降低专业内容理解门槛。其三，主动拥抱融媒体前沿技术，合理运用AI智能剪辑、全景航拍、数字人辅助播报等新型工具，丰富叙事呈现形式，但须警惕技术对内容本位的僭越。其四，深度挖掘短视频平台交互叙事价值，开放用户素材征集、话题联合共创、评论区正向引导等互动形式，将受众纳入叙事环节，完成从单向传播到双向共创叙事的升级，以技术创新持续拓展叙事边界，全面提升短视频新闻的叙事质感与时代适配性。</w:t>
+        <w:t>人民日报抖音号在这方面的一个值得注意的做法是：视听包装风格跟着内容类型走，时政视频保持简洁克制、民生视频追求朴实温暖、突发视频强调紧凑真实。这种"一类内容一套视觉语言"的思路值得更多媒体借鉴。在此基础上，行业可以从几个方向去发力。一是把视听元素的使用规范化，不同品类配什么色调、用什么节奏的音乐、字幕怎么排列都应该有讲究，不能为了好看就胡乱堆砌。二是加强用数据讲故事的能力——GDP增速、就业人数、政策覆盖面这些数字，如果能通过动态图表或信息图解来呈现，普通观众理解起来就会容易得多。三是对AI剪辑、航拍、数字人播报这些新技术保持开放态度，但用的时候必须想清楚"它对讲好这个故事有什么帮助"，不能为新而新。四是把平台的互动功能真正用起来——征集用户自拍素材、发起讨论话题、引导评论区的正向交流——让观众从纯粹的"看客"变成内容生产链条中的一环。</w:t>
       </w:r>
     </w:p>
     <w:p>
@@ -22998,7 +22998,7 @@
           <w:rFonts w:ascii="宋体" w:eastAsia="宋体" w:hAnsi="宋体" w:cs="宋体" w:hint="eastAsia"/>
           <w:szCs w:val="24"/>
         </w:rPr>
-        <w:t>本文以“人民日报”抖音号为案例，基于叙事学、传播学理论，系统研究了主流媒体短视频新闻的叙事策略，通过数据统计与案例分析，梳理了“人民日报”抖音号在叙事主体、视角、内容、语言、结构、技术等方面的核心策略，总结了其“权威与亲民融合、多元与精准并重”的叙事特点，同时指出了当前主流媒体短视频新闻叙事存在的内容同质化、情感表达失衡、技术赋能形式化等共性问题，并提出了针对性的优化策略。</w:t>
+        <w:t>本文以“人民日报”抖音号为案例，基于叙事学、传播学理论，系统研究了主流媒体短视频新闻的叙事策略，通过量化编码与案例分析相结合的方式，从叙事主体、视角、内容、语言、结构和技术六个维度对该账号的操作逻辑进行了拆解，提炼出其"权威与亲近并存、覆盖面与精准度兼顾"的内容特征，同时也直面了行业普遍存在的选题雷同、情感把控不当和技术应用浮于表面等问题，并据此提出了改进思路。</w:t>
       </w:r>
     </w:p>
     <w:p>
@@ -23015,7 +23015,7 @@
           <w:rFonts w:ascii="宋体" w:eastAsia="宋体" w:hAnsi="宋体" w:cs="宋体" w:hint="eastAsia"/>
           <w:szCs w:val="24"/>
         </w:rPr>
-        <w:t>研究表明，主流媒体短视频新闻的叙事创新，核心是实现“官方语态”向“大众语态”的转型，关键是坚守叙事内核、适配平台生态、贴合受众需求。“人民日报”抖音号的叙事实践，为同类主流媒体提供了重要示范，证明了主流媒体通过科学的叙事策略，能够在短视频平台实现权威传播与大众传播的有机统一，有效提升主流价值的影响力与传播力。</w:t>
+        <w:t>研究表明，主流媒体短视频新闻的叙事创新，核心命题是完成从"自上而下的官方口吻"到"受众愿意听的表达方式"这一转变，其中的要害在于三件事——内容要站得住脚、平台规律要吃透、用户心理要摸准。“人民日报”抖音号的叙事实践，为其他同级别媒体探索短视频业务提供了可参照的样本，也证明了一件事：只要叙事策略对路，权威媒体完全有能力在短视频这个场子里把正面声音传出去、把社会共识凝聚起来。</w:t>
       </w:r>
     </w:p>
     <w:p>
